--- a/_build/docx/01_Кадровые_документы/13_Характеристика-отзыв.docx
+++ b/_build/docx/01_Кадровые_документы/13_Характеристика-отзыв.docx
@@ -30,7 +30,7 @@
         <w:rPr>
           <w:rFonts w:ascii="Times New Roman" w:hAnsi="Times New Roman"/>
         </w:rPr>
-        <w:t>г. Брест                                                      «___» июня 2026 г.</w:t>
+        <w:t>г. Брест                                                      «___» __________ 2026 г.</w:t>
       </w:r>
     </w:p>
     <w:p>
@@ -63,6 +63,9 @@
         <w:gridCol w:w="4986"/>
       </w:tblGrid>
       <w:tr>
+        <w:trPr>
+          <w:tblHeader w:val="true"/>
+        </w:trPr>
         <w:tc>
           <w:tcPr>
             <w:tcW w:type="dxa" w:w="4986"/>
@@ -165,7 +168,7 @@
                 <w:rFonts w:ascii="Times New Roman" w:hAnsi="Times New Roman"/>
                 <w:sz w:val="22"/>
               </w:rPr>
-              <w:t>Образование</w:t>
+              <w:t>Образование (профиль по ОКРБ)</w:t>
             </w:r>
           </w:p>
         </w:tc>
@@ -196,6 +199,37 @@
                 <w:sz w:val="22"/>
               </w:rPr>
               <w:t>Стаж работы по специальности</w:t>
+            </w:r>
+          </w:p>
+        </w:tc>
+        <w:tc>
+          <w:tcPr>
+            <w:tcW w:type="dxa" w:w="4986"/>
+          </w:tcPr>
+          <w:p>
+            <w:r>
+              <w:rPr>
+                <w:rFonts w:ascii="Times New Roman" w:hAnsi="Times New Roman"/>
+                <w:sz w:val="22"/>
+              </w:rPr>
+              <w:t>_____ лет</w:t>
+            </w:r>
+          </w:p>
+        </w:tc>
+      </w:tr>
+      <w:tr>
+        <w:tc>
+          <w:tcPr>
+            <w:tcW w:type="dxa" w:w="4986"/>
+          </w:tcPr>
+          <w:p>
+            <w:r>
+              <w:rPr>
+                <w:rFonts w:ascii="Times New Roman" w:hAnsi="Times New Roman"/>
+                <w:b/>
+                <w:sz w:val="22"/>
+              </w:rPr>
+              <w:t>Стаж конструкторской работы</w:t>
             </w:r>
           </w:p>
         </w:tc>
@@ -411,6 +445,9 @@
         <w:gridCol w:w="1662"/>
       </w:tblGrid>
       <w:tr>
+        <w:trPr>
+          <w:tblHeader w:val="true"/>
+        </w:trPr>
         <w:tc>
           <w:tcPr>
             <w:tcW w:type="dxa" w:w="1662"/>
@@ -771,13 +808,54 @@
           <w:rFonts w:ascii="Times New Roman" w:hAnsi="Times New Roman"/>
           <w:b/>
         </w:rPr>
-        <w:t>ведущего инженера-конструктора</w:t>
+        <w:t>начальника проектно-конструкторского</w:t>
+      </w:r>
+    </w:p>
+    <w:p>
+      <w:r>
+        <w:rPr>
+          <w:rFonts w:ascii="Times New Roman" w:hAnsi="Times New Roman"/>
+        </w:rPr>
+        <w:t>отдела</w:t>
       </w:r>
       <w:r>
         <w:rPr>
           <w:rFonts w:ascii="Times New Roman" w:hAnsi="Times New Roman"/>
+          <w:b/>
         </w:rPr>
-        <w:t>.</w:t>
+        <w:t xml:space="preserve"> (квалификационная характеристика должности «Начальник (заведующий)</w:t>
+      </w:r>
+    </w:p>
+    <w:p>
+      <w:r>
+        <w:rPr>
+          <w:rFonts w:ascii="Times New Roman" w:hAnsi="Times New Roman"/>
+        </w:rPr>
+        <w:t>проектно-конструкторским отделом», раздел I выпуска 39 ЕКСД, утв. постановлением</w:t>
+      </w:r>
+    </w:p>
+    <w:p>
+      <w:r>
+        <w:rPr>
+          <w:rFonts w:ascii="Times New Roman" w:hAnsi="Times New Roman"/>
+        </w:rPr>
+        <w:t>Министерства труда и социальной защиты Республики Беларусь от 23.02.2024 № 9:</w:t>
+      </w:r>
+    </w:p>
+    <w:p>
+      <w:r>
+        <w:rPr>
+          <w:rFonts w:ascii="Times New Roman" w:hAnsi="Times New Roman"/>
+        </w:rPr>
+        <w:t>высшее образование соответствующего профиля и стаж конструкторской работы</w:t>
+      </w:r>
+    </w:p>
+    <w:p>
+      <w:r>
+        <w:rPr>
+          <w:rFonts w:ascii="Times New Roman" w:hAnsi="Times New Roman"/>
+        </w:rPr>
+        <w:t>не менее 8 лет).</w:t>
       </w:r>
     </w:p>
     <w:p>
@@ -793,7 +871,7 @@
         <w:rPr>
           <w:rFonts w:ascii="Times New Roman" w:hAnsi="Times New Roman"/>
         </w:rPr>
-        <w:t>должности; поддерживаю её перевод с возложением функций руководителя</w:t>
+        <w:t>должности и поддержать её перевод на должность начальника</w:t>
       </w:r>
     </w:p>
     <w:p>
@@ -802,6 +880,83 @@
           <w:rFonts w:ascii="Times New Roman" w:hAnsi="Times New Roman"/>
         </w:rPr>
         <w:t>проектно-конструкторского отдела.</w:t>
+      </w:r>
+    </w:p>
+    <w:p>
+      <w:r>
+        <w:rPr>
+          <w:rFonts w:ascii="Times New Roman" w:hAnsi="Times New Roman"/>
+        </w:rPr>
+        <w:t>*Если стаж конструкторской работы работника составляет менее 8 лет —</w:t>
+      </w:r>
+    </w:p>
+    <w:p>
+      <w:r>
+        <w:rPr>
+          <w:rFonts w:ascii="Times New Roman" w:hAnsi="Times New Roman"/>
+        </w:rPr>
+        <w:t>дополнительно:* прошу комиссию рекомендовать нанимателю назначение Иванюк В.С.</w:t>
+      </w:r>
+    </w:p>
+    <w:p>
+      <w:r>
+        <w:rPr>
+          <w:rFonts w:ascii="Times New Roman" w:hAnsi="Times New Roman"/>
+        </w:rPr>
+        <w:t xml:space="preserve">на должность </w:t>
+      </w:r>
+      <w:r>
+        <w:rPr>
+          <w:rFonts w:ascii="Times New Roman" w:hAnsi="Times New Roman"/>
+          <w:b/>
+        </w:rPr>
+        <w:t>в порядке исключения</w:t>
+      </w:r>
+      <w:r>
+        <w:rPr>
+          <w:rFonts w:ascii="Times New Roman" w:hAnsi="Times New Roman"/>
+        </w:rPr>
+        <w:t xml:space="preserve"> (пункт 12 Общих положений Единого</w:t>
+      </w:r>
+    </w:p>
+    <w:p>
+      <w:r>
+        <w:rPr>
+          <w:rFonts w:ascii="Times New Roman" w:hAnsi="Times New Roman"/>
+        </w:rPr>
+        <w:t>квалификационного справочника должностей служащих, утв. постановлением</w:t>
+      </w:r>
+    </w:p>
+    <w:p>
+      <w:r>
+        <w:rPr>
+          <w:rFonts w:ascii="Times New Roman" w:hAnsi="Times New Roman"/>
+        </w:rPr>
+        <w:t>Министерства труда и социальной защиты Республики Беларусь от 02.01.2012 № 1)</w:t>
+      </w:r>
+    </w:p>
+    <w:p>
+      <w:r>
+        <w:rPr>
+          <w:rFonts w:ascii="Times New Roman" w:hAnsi="Times New Roman"/>
+        </w:rPr>
+        <w:t>с учётом достаточного практического опыта: работник фактически выполняет проверку</w:t>
+      </w:r>
+    </w:p>
+    <w:p>
+      <w:r>
+        <w:rPr>
+          <w:rFonts w:ascii="Times New Roman" w:hAnsi="Times New Roman"/>
+        </w:rPr>
+        <w:t>чертежей других конструкторов, ведёт наставничество и обеспечивает соблюдение</w:t>
+      </w:r>
+    </w:p>
+    <w:p>
+      <w:r>
+        <w:rPr>
+          <w:rFonts w:ascii="Times New Roman" w:hAnsi="Times New Roman"/>
+        </w:rPr>
+        <w:t>Регламента КМД.</w:t>
       </w:r>
     </w:p>
     <w:p>

--- a/_build/docx/01_Кадровые_документы/13_Характеристика-отзыв.docx
+++ b/_build/docx/01_Кадровые_документы/13_Характеристика-отзыв.docx
@@ -59,8 +59,8 @@
         <w:tblLook w:firstColumn="1" w:firstRow="1" w:lastColumn="0" w:lastRow="0" w:noHBand="0" w:noVBand="1" w:val="04A0"/>
       </w:tblPr>
       <w:tblGrid>
-        <w:gridCol w:w="4986"/>
-        <w:gridCol w:w="4986"/>
+        <w:gridCol w:w="4819"/>
+        <w:gridCol w:w="4819"/>
       </w:tblGrid>
       <w:tr>
         <w:trPr>
@@ -68,7 +68,7 @@
         </w:trPr>
         <w:tc>
           <w:tcPr>
-            <w:tcW w:type="dxa" w:w="4986"/>
+            <w:tcW w:type="dxa" w:w="4819"/>
           </w:tcPr>
           <w:p>
             <w:r>
@@ -83,7 +83,7 @@
         </w:tc>
         <w:tc>
           <w:tcPr>
-            <w:tcW w:type="dxa" w:w="4986"/>
+            <w:tcW w:type="dxa" w:w="4819"/>
           </w:tcPr>
           <w:p>
             <w:r>
@@ -100,7 +100,7 @@
       <w:tr>
         <w:tc>
           <w:tcPr>
-            <w:tcW w:type="dxa" w:w="4986"/>
+            <w:tcW w:type="dxa" w:w="4819"/>
           </w:tcPr>
           <w:p>
             <w:r>
@@ -114,7 +114,7 @@
         </w:tc>
         <w:tc>
           <w:tcPr>
-            <w:tcW w:type="dxa" w:w="4986"/>
+            <w:tcW w:type="dxa" w:w="4819"/>
           </w:tcPr>
           <w:p>
             <w:r>
@@ -130,7 +130,7 @@
       <w:tr>
         <w:tc>
           <w:tcPr>
-            <w:tcW w:type="dxa" w:w="4986"/>
+            <w:tcW w:type="dxa" w:w="4819"/>
           </w:tcPr>
           <w:p>
             <w:r>
@@ -144,7 +144,7 @@
         </w:tc>
         <w:tc>
           <w:tcPr>
-            <w:tcW w:type="dxa" w:w="4986"/>
+            <w:tcW w:type="dxa" w:w="4819"/>
           </w:tcPr>
           <w:p>
             <w:r>
@@ -160,7 +160,7 @@
       <w:tr>
         <w:tc>
           <w:tcPr>
-            <w:tcW w:type="dxa" w:w="4986"/>
+            <w:tcW w:type="dxa" w:w="4819"/>
           </w:tcPr>
           <w:p>
             <w:r>
@@ -174,7 +174,7 @@
         </w:tc>
         <w:tc>
           <w:tcPr>
-            <w:tcW w:type="dxa" w:w="4986"/>
+            <w:tcW w:type="dxa" w:w="4819"/>
           </w:tcPr>
           <w:p>
             <w:r>
@@ -190,7 +190,7 @@
       <w:tr>
         <w:tc>
           <w:tcPr>
-            <w:tcW w:type="dxa" w:w="4986"/>
+            <w:tcW w:type="dxa" w:w="4819"/>
           </w:tcPr>
           <w:p>
             <w:r>
@@ -204,7 +204,7 @@
         </w:tc>
         <w:tc>
           <w:tcPr>
-            <w:tcW w:type="dxa" w:w="4986"/>
+            <w:tcW w:type="dxa" w:w="4819"/>
           </w:tcPr>
           <w:p>
             <w:r>
@@ -220,7 +220,7 @@
       <w:tr>
         <w:tc>
           <w:tcPr>
-            <w:tcW w:type="dxa" w:w="4986"/>
+            <w:tcW w:type="dxa" w:w="4819"/>
           </w:tcPr>
           <w:p>
             <w:r>
@@ -235,7 +235,7 @@
         </w:tc>
         <w:tc>
           <w:tcPr>
-            <w:tcW w:type="dxa" w:w="4986"/>
+            <w:tcW w:type="dxa" w:w="4819"/>
           </w:tcPr>
           <w:p>
             <w:r>
@@ -251,7 +251,7 @@
       <w:tr>
         <w:tc>
           <w:tcPr>
-            <w:tcW w:type="dxa" w:w="4986"/>
+            <w:tcW w:type="dxa" w:w="4819"/>
           </w:tcPr>
           <w:p>
             <w:r>
@@ -265,7 +265,7 @@
         </w:tc>
         <w:tc>
           <w:tcPr>
-            <w:tcW w:type="dxa" w:w="4986"/>
+            <w:tcW w:type="dxa" w:w="4819"/>
           </w:tcPr>
           <w:p>
             <w:r>
@@ -281,7 +281,7 @@
       <w:tr>
         <w:tc>
           <w:tcPr>
-            <w:tcW w:type="dxa" w:w="4986"/>
+            <w:tcW w:type="dxa" w:w="4819"/>
           </w:tcPr>
           <w:p>
             <w:r>
@@ -295,7 +295,7 @@
         </w:tc>
         <w:tc>
           <w:tcPr>
-            <w:tcW w:type="dxa" w:w="4986"/>
+            <w:tcW w:type="dxa" w:w="4819"/>
           </w:tcPr>
           <w:p>
             <w:r>
@@ -437,12 +437,12 @@
         <w:tblLook w:firstColumn="1" w:firstRow="1" w:lastColumn="0" w:lastRow="0" w:noHBand="0" w:noVBand="1" w:val="04A0"/>
       </w:tblPr>
       <w:tblGrid>
-        <w:gridCol w:w="1662"/>
-        <w:gridCol w:w="1662"/>
-        <w:gridCol w:w="1662"/>
-        <w:gridCol w:w="1662"/>
-        <w:gridCol w:w="1662"/>
-        <w:gridCol w:w="1662"/>
+        <w:gridCol w:w="1606"/>
+        <w:gridCol w:w="1606"/>
+        <w:gridCol w:w="1606"/>
+        <w:gridCol w:w="1606"/>
+        <w:gridCol w:w="1606"/>
+        <w:gridCol w:w="1606"/>
       </w:tblGrid>
       <w:tr>
         <w:trPr>
@@ -450,7 +450,7 @@
         </w:trPr>
         <w:tc>
           <w:tcPr>
-            <w:tcW w:type="dxa" w:w="1662"/>
+            <w:tcW w:type="dxa" w:w="1606"/>
           </w:tcPr>
           <w:p>
             <w:r>
@@ -465,7 +465,7 @@
         </w:tc>
         <w:tc>
           <w:tcPr>
-            <w:tcW w:type="dxa" w:w="1662"/>
+            <w:tcW w:type="dxa" w:w="1606"/>
           </w:tcPr>
           <w:p>
             <w:r>
@@ -480,7 +480,7 @@
         </w:tc>
         <w:tc>
           <w:tcPr>
-            <w:tcW w:type="dxa" w:w="1662"/>
+            <w:tcW w:type="dxa" w:w="1606"/>
           </w:tcPr>
           <w:p>
             <w:r>
@@ -495,7 +495,7 @@
         </w:tc>
         <w:tc>
           <w:tcPr>
-            <w:tcW w:type="dxa" w:w="1662"/>
+            <w:tcW w:type="dxa" w:w="1606"/>
           </w:tcPr>
           <w:p>
             <w:r>
@@ -510,7 +510,7 @@
         </w:tc>
         <w:tc>
           <w:tcPr>
-            <w:tcW w:type="dxa" w:w="1662"/>
+            <w:tcW w:type="dxa" w:w="1606"/>
           </w:tcPr>
           <w:p>
             <w:r>
@@ -525,7 +525,7 @@
         </w:tc>
         <w:tc>
           <w:tcPr>
-            <w:tcW w:type="dxa" w:w="1662"/>
+            <w:tcW w:type="dxa" w:w="1606"/>
           </w:tcPr>
           <w:p>
             <w:r>
@@ -542,7 +542,7 @@
       <w:tr>
         <w:tc>
           <w:tcPr>
-            <w:tcW w:type="dxa" w:w="1662"/>
+            <w:tcW w:type="dxa" w:w="1606"/>
           </w:tcPr>
           <w:p>
             <w:r>
@@ -556,31 +556,31 @@
         </w:tc>
         <w:tc>
           <w:tcPr>
-            <w:tcW w:type="dxa" w:w="1662"/>
+            <w:tcW w:type="dxa" w:w="1606"/>
           </w:tcPr>
           <w:p/>
         </w:tc>
         <w:tc>
           <w:tcPr>
-            <w:tcW w:type="dxa" w:w="1662"/>
+            <w:tcW w:type="dxa" w:w="1606"/>
           </w:tcPr>
           <w:p/>
         </w:tc>
         <w:tc>
           <w:tcPr>
-            <w:tcW w:type="dxa" w:w="1662"/>
+            <w:tcW w:type="dxa" w:w="1606"/>
           </w:tcPr>
           <w:p/>
         </w:tc>
         <w:tc>
           <w:tcPr>
-            <w:tcW w:type="dxa" w:w="1662"/>
+            <w:tcW w:type="dxa" w:w="1606"/>
           </w:tcPr>
           <w:p/>
         </w:tc>
         <w:tc>
           <w:tcPr>
-            <w:tcW w:type="dxa" w:w="1662"/>
+            <w:tcW w:type="dxa" w:w="1606"/>
           </w:tcPr>
           <w:p/>
         </w:tc>
@@ -588,7 +588,7 @@
       <w:tr>
         <w:tc>
           <w:tcPr>
-            <w:tcW w:type="dxa" w:w="1662"/>
+            <w:tcW w:type="dxa" w:w="1606"/>
           </w:tcPr>
           <w:p>
             <w:r>
@@ -602,31 +602,31 @@
         </w:tc>
         <w:tc>
           <w:tcPr>
-            <w:tcW w:type="dxa" w:w="1662"/>
+            <w:tcW w:type="dxa" w:w="1606"/>
           </w:tcPr>
           <w:p/>
         </w:tc>
         <w:tc>
           <w:tcPr>
-            <w:tcW w:type="dxa" w:w="1662"/>
+            <w:tcW w:type="dxa" w:w="1606"/>
           </w:tcPr>
           <w:p/>
         </w:tc>
         <w:tc>
           <w:tcPr>
-            <w:tcW w:type="dxa" w:w="1662"/>
+            <w:tcW w:type="dxa" w:w="1606"/>
           </w:tcPr>
           <w:p/>
         </w:tc>
         <w:tc>
           <w:tcPr>
-            <w:tcW w:type="dxa" w:w="1662"/>
+            <w:tcW w:type="dxa" w:w="1606"/>
           </w:tcPr>
           <w:p/>
         </w:tc>
         <w:tc>
           <w:tcPr>
-            <w:tcW w:type="dxa" w:w="1662"/>
+            <w:tcW w:type="dxa" w:w="1606"/>
           </w:tcPr>
           <w:p/>
         </w:tc>
@@ -634,7 +634,7 @@
       <w:tr>
         <w:tc>
           <w:tcPr>
-            <w:tcW w:type="dxa" w:w="1662"/>
+            <w:tcW w:type="dxa" w:w="1606"/>
           </w:tcPr>
           <w:p>
             <w:r>
@@ -648,31 +648,31 @@
         </w:tc>
         <w:tc>
           <w:tcPr>
-            <w:tcW w:type="dxa" w:w="1662"/>
+            <w:tcW w:type="dxa" w:w="1606"/>
           </w:tcPr>
           <w:p/>
         </w:tc>
         <w:tc>
           <w:tcPr>
-            <w:tcW w:type="dxa" w:w="1662"/>
+            <w:tcW w:type="dxa" w:w="1606"/>
           </w:tcPr>
           <w:p/>
         </w:tc>
         <w:tc>
           <w:tcPr>
-            <w:tcW w:type="dxa" w:w="1662"/>
+            <w:tcW w:type="dxa" w:w="1606"/>
           </w:tcPr>
           <w:p/>
         </w:tc>
         <w:tc>
           <w:tcPr>
-            <w:tcW w:type="dxa" w:w="1662"/>
+            <w:tcW w:type="dxa" w:w="1606"/>
           </w:tcPr>
           <w:p/>
         </w:tc>
         <w:tc>
           <w:tcPr>
-            <w:tcW w:type="dxa" w:w="1662"/>
+            <w:tcW w:type="dxa" w:w="1606"/>
           </w:tcPr>
           <w:p/>
         </w:tc>
@@ -998,7 +998,7 @@
       </w:r>
     </w:p>
     <w:sectPr>
-      <w:pgSz w:w="12240" w:h="15840"/>
+      <w:pgSz w:w="11906" w:h="16838"/>
       <w:pgMar w:top="1134" w:right="850" w:bottom="1134" w:left="1417" w:header="720" w:footer="720" w:gutter="0"/>
       <w:cols w:space="720"/>
       <w:docGrid w:linePitch="360"/>
